--- a/examples/general/doc/07-evaluation-har_eval.docx
+++ b/examples/general/doc/07-evaluation-har_eval.docx
@@ -99,15 +99,90 @@
       </w:r>
     </w:p>
     <w:bookmarkEnd w:id="22"/>
-    <w:bookmarkStart w:id="26" w:name="walkthrough"/>
+    <w:bookmarkStart w:id="23" w:name="how-to-read-this-walkthrough"/>
     <w:p>
       <w:pPr>
         <w:pStyle w:val="Heading2"/>
       </w:pPr>
       <w:r>
+        <w:t xml:space="preserve">How to read this walkthrough</w:t>
+      </w:r>
+    </w:p>
+    <w:p>
+      <w:pPr>
+        <w:pStyle w:val="FirstParagraph"/>
+      </w:pPr>
+      <w:r>
+        <w:t xml:space="preserve">The code blocks below follow the same learning rhythm used throughout the collection: prepare the environment, choose the dataset, configure the method, run the analysis, and then inspect the result. Readers who are still learning time-series mining can use that order to understand not only</w:t>
+      </w:r>
+      <w:r>
+        <w:t xml:space="preserve"> </w:t>
+      </w:r>
+      <w:r>
+        <w:rPr>
+          <w:i/>
+          <w:iCs/>
+        </w:rPr>
+        <w:t xml:space="preserve">what</w:t>
+      </w:r>
+      <w:r>
+        <w:t xml:space="preserve"> </w:t>
+      </w:r>
+      <w:r>
+        <w:t xml:space="preserve">each command does, but also</w:t>
+      </w:r>
+      <w:r>
+        <w:t xml:space="preserve"> </w:t>
+      </w:r>
+      <w:r>
+        <w:rPr>
+          <w:i/>
+          <w:iCs/>
+        </w:rPr>
+        <w:t xml:space="preserve">why</w:t>
+      </w:r>
+      <w:r>
+        <w:t xml:space="preserve"> </w:t>
+      </w:r>
+      <w:r>
+        <w:t xml:space="preserve">it appears at that stage of the workflow.</w:t>
+      </w:r>
+    </w:p>
+    <w:p>
+      <w:pPr>
+        <w:pStyle w:val="BodyText"/>
+      </w:pPr>
+      <w:r>
+        <w:t xml:space="preserve">As you go through the notebook, read the inline comments inside each chunk as the operational explanation and use the surrounding prose as the conceptual guide.</w:t>
+      </w:r>
+    </w:p>
+    <w:bookmarkEnd w:id="23"/>
+    <w:bookmarkStart w:id="32" w:name="walkthrough"/>
+    <w:p>
+      <w:pPr>
+        <w:pStyle w:val="Heading2"/>
+      </w:pPr>
+      <w:r>
         <w:t xml:space="preserve">Walkthrough</w:t>
       </w:r>
     </w:p>
+    <w:bookmarkStart w:id="24" w:name="prepare-the-example"/>
+    <w:p>
+      <w:pPr>
+        <w:pStyle w:val="Heading3"/>
+      </w:pPr>
+      <w:r>
+        <w:t xml:space="preserve">Prepare the Example</w:t>
+      </w:r>
+    </w:p>
+    <w:p>
+      <w:pPr>
+        <w:pStyle w:val="FirstParagraph"/>
+      </w:pPr>
+      <w:r>
+        <w:t xml:space="preserve">We begin by organizing the environment, loading the packages, and selecting the dataset used in the notebook. This part is intentionally more direct: the goal is to make the starting point explicit before the method-specific reasoning begins.</w:t>
+      </w:r>
+    </w:p>
     <w:p>
       <w:pPr>
         <w:pStyle w:val="SourceCode"/>
@@ -317,6 +392,24 @@
           <w:rStyle w:val="VerbatimChar"/>
         </w:rPr>
         <w:t xml:space="preserve">## 6 0.3153224 FALSE</w:t>
+      </w:r>
+    </w:p>
+    <w:bookmarkEnd w:id="24"/>
+    <w:bookmarkStart w:id="28" w:name="interpret-the-result-visually"/>
+    <w:p>
+      <w:pPr>
+        <w:pStyle w:val="Heading3"/>
+      </w:pPr>
+      <w:r>
+        <w:t xml:space="preserve">Interpret the Result Visually</w:t>
+      </w:r>
+    </w:p>
+    <w:p>
+      <w:pPr>
+        <w:pStyle w:val="FirstParagraph"/>
+      </w:pPr>
+      <w:r>
+        <w:t xml:space="preserve">The final plots are not just illustrations. They help the reader connect the method’s internal output with the original series, making it easier to see why a point, range, motif, or symbolic pattern was emphasized and whether that emphasis is coherent with the stated objective of the example.</w:t>
       </w:r>
     </w:p>
     <w:p>
@@ -378,18 +471,18 @@
           <wp:inline>
             <wp:extent cx="4620126" cy="3696101"/>
             <wp:effectExtent b="0" l="0" r="0" t="0"/>
-            <wp:docPr descr="" title="" id="24" name="Picture"/>
+            <wp:docPr descr="" title="" id="26" name="Picture"/>
             <a:graphic>
               <a:graphicData uri="http://schemas.openxmlformats.org/drawingml/2006/picture">
                 <pic:pic>
                   <pic:nvPicPr>
-                    <pic:cNvPr descr="/home/gpca/harbinger/examples/general/doc/har_eval_files/figure-docx/unnamed-chunk-5-1.png" id="25" name="Picture"/>
+                    <pic:cNvPr descr="/home/gpca/harbinger/examples/general/doc/07-evaluation-har_eval_files/figure-docx/unnamed-chunk-5-1.png" id="27" name="Picture"/>
                     <pic:cNvPicPr>
                       <a:picLocks noChangeArrowheads="1" noChangeAspect="1"/>
                     </pic:cNvPicPr>
                   </pic:nvPicPr>
                   <pic:blipFill>
-                    <a:blip r:embed="rId23"/>
+                    <a:blip r:embed="rId25"/>
                     <a:stretch>
                       <a:fillRect/>
                     </a:stretch>
@@ -416,6 +509,24 @@
         </w:drawing>
       </w:r>
     </w:p>
+    <w:bookmarkEnd w:id="28"/>
+    <w:bookmarkStart w:id="29" w:name="configure-the-method"/>
+    <w:p>
+      <w:pPr>
+        <w:pStyle w:val="Heading3"/>
+      </w:pPr>
+      <w:r>
+        <w:t xml:space="preserve">Configure the Method</w:t>
+      </w:r>
+    </w:p>
+    <w:p>
+      <w:pPr>
+        <w:pStyle w:val="FirstParagraph"/>
+      </w:pPr>
+      <w:r>
+        <w:t xml:space="preserve">The next step is to instantiate the method and, when necessary, fit it to the selected series. This is where the notebook makes its analytical choice explicit: the parameters chosen here determine what kind of pattern the detector or transformer will become sensitive to and how the later outputs should be interpreted.</w:t>
+      </w:r>
+    </w:p>
     <w:p>
       <w:pPr>
         <w:pStyle w:val="SourceCode"/>
@@ -612,6 +723,24 @@
         <w:t xml:space="preserve">serie)</w:t>
       </w:r>
     </w:p>
+    <w:bookmarkEnd w:id="29"/>
+    <w:bookmarkStart w:id="30" w:name="run-the-core-analysis"/>
+    <w:p>
+      <w:pPr>
+        <w:pStyle w:val="Heading3"/>
+      </w:pPr>
+      <w:r>
+        <w:t xml:space="preserve">Run the Core Analysis</w:t>
+      </w:r>
+    </w:p>
+    <w:p>
+      <w:pPr>
+        <w:pStyle w:val="FirstParagraph"/>
+      </w:pPr>
+      <w:r>
+        <w:t xml:space="preserve">With the environment and the method ready, we execute the central analytical step and inspect its immediate output. This is the point where the abstract idea described earlier becomes operational, so the reader should pay attention to what is produced and how Harbinger standardizes the result.</w:t>
+      </w:r>
+    </w:p>
     <w:p>
       <w:pPr>
         <w:pStyle w:val="SourceCode"/>
@@ -768,6 +897,24 @@
         <w:t xml:space="preserve">## 1  50  TRUE anomaly</w:t>
       </w:r>
     </w:p>
+    <w:bookmarkEnd w:id="30"/>
+    <w:bookmarkStart w:id="31" w:name="evaluate-what-was-found"/>
+    <w:p>
+      <w:pPr>
+        <w:pStyle w:val="Heading3"/>
+      </w:pPr>
+      <w:r>
+        <w:t xml:space="preserve">Evaluate What Was Found</w:t>
+      </w:r>
+    </w:p>
+    <w:p>
+      <w:pPr>
+        <w:pStyle w:val="FirstParagraph"/>
+      </w:pPr>
+      <w:r>
+        <w:t xml:space="preserve">After producing detections or transformed outputs, we compare them with the reference labels whenever they are available. This stage matters because it connects the visual intuition of the method with an explicit measurement of quality, helping the learner understand not only whether the method runs, but how well it behaves.</w:t>
+      </w:r>
+    </w:p>
     <w:p>
       <w:pPr>
         <w:pStyle w:val="SourceCode"/>
@@ -913,8 +1060,9 @@
         <w:t xml:space="preserve">## FALSE     0     100</w:t>
       </w:r>
     </w:p>
-    <w:bookmarkEnd w:id="26"/>
-    <w:bookmarkStart w:id="28" w:name="references"/>
+    <w:bookmarkEnd w:id="31"/>
+    <w:bookmarkEnd w:id="32"/>
+    <w:bookmarkStart w:id="34" w:name="references"/>
     <w:p>
       <w:pPr>
         <w:pStyle w:val="Heading2"/>
@@ -937,7 +1085,7 @@
       <w:r>
         <w:t xml:space="preserve"> </w:t>
       </w:r>
-      <w:hyperlink r:id="rId27">
+      <w:hyperlink r:id="rId33">
         <w:r>
           <w:rPr>
             <w:rStyle w:val="Hyperlink"/>
@@ -946,7 +1094,7 @@
         </w:r>
       </w:hyperlink>
     </w:p>
-    <w:bookmarkEnd w:id="28"/>
+    <w:bookmarkEnd w:id="34"/>
     <w:sectPr>
       <w:footnotePr>
         <w:numRestart w:val="eachSect"/>

--- a/examples/general/doc/07-evaluation-har_eval.docx
+++ b/examples/general/doc/07-evaluation-har_eval.docx
@@ -34,7 +34,7 @@
         <w:pStyle w:val="FirstParagraph"/>
       </w:pPr>
       <w:r>
-        <w:t xml:space="preserve">This notebook demonstrates hard evaluation of event detection results using confusion matrix–based metrics (accuracy, precision, recall, F1). It shows how to compute metrics with</w:t>
+        <w:t xml:space="preserve">This notebook demonstrates hard evaluation of event detection results using confusion matrix-based metrics (accuracy, precision, recall, F1). It shows how to compute metrics with</w:t>
       </w:r>
       <w:r>
         <w:t xml:space="preserve"> </w:t>
@@ -53,7 +53,7 @@
       </w:r>
     </w:p>
     <w:bookmarkEnd w:id="21"/>
-    <w:bookmarkStart w:id="22" w:name="what-you-will-do"/>
+    <w:bookmarkStart w:id="30" w:name="what-you-will-do"/>
     <w:p>
       <w:pPr>
         <w:pStyle w:val="Heading2"/>
@@ -98,14 +98,254 @@
         <w:t xml:space="preserve">inspect the evaluation outputs and the diagnostic plots produced by Harbinger</w:t>
       </w:r>
     </w:p>
+    <w:bookmarkStart w:id="22" w:name="prepare-the-example"/>
+    <w:p>
+      <w:pPr>
+        <w:pStyle w:val="Heading3"/>
+      </w:pPr>
+      <w:r>
+        <w:t xml:space="preserve">Prepare the Example</w:t>
+      </w:r>
+    </w:p>
+    <w:p>
+      <w:pPr>
+        <w:pStyle w:val="FirstParagraph"/>
+      </w:pPr>
+      <w:r>
+        <w:t xml:space="preserve">This setup anchors the notebook in the specific series used to examine</w:t>
+      </w:r>
+      <w:r>
+        <w:t xml:space="preserve"> </w:t>
+      </w:r>
+      <w:r>
+        <w:rPr>
+          <w:rStyle w:val="VerbatimChar"/>
+        </w:rPr>
+        <w:t xml:space="preserve">har_eval()</w:t>
+      </w:r>
+      <w:r>
+        <w:t xml:space="preserve">. The semantic point is the one stated above: this notebook demonstrates hard evaluation of event detection results using confusion matrix-based metrics (accuracy, precision, recall, F1), so the raw signal needs to be visible before any fitting step hides that structure behind model output.</w:t>
+      </w:r>
+    </w:p>
+    <w:p>
+      <w:pPr>
+        <w:pStyle w:val="SourceCode"/>
+      </w:pPr>
+      <w:r>
+        <w:rPr>
+          <w:rStyle w:val="CommentTok"/>
+        </w:rPr>
+        <w:t xml:space="preserve"># Install Harbinger (if needed)</w:t>
+      </w:r>
+      <w:r>
+        <w:br/>
+      </w:r>
+      <w:r>
+        <w:rPr>
+          <w:rStyle w:val="CommentTok"/>
+        </w:rPr>
+        <w:t xml:space="preserve">#install.packages("harbinger")</w:t>
+      </w:r>
+    </w:p>
+    <w:p>
+      <w:pPr>
+        <w:pStyle w:val="SourceCode"/>
+      </w:pPr>
+      <w:r>
+        <w:rPr>
+          <w:rStyle w:val="CommentTok"/>
+        </w:rPr>
+        <w:t xml:space="preserve"># Load required packages</w:t>
+      </w:r>
+      <w:r>
+        <w:br/>
+      </w:r>
+      <w:r>
+        <w:rPr>
+          <w:rStyle w:val="FunctionTok"/>
+        </w:rPr>
+        <w:t xml:space="preserve">library</w:t>
+      </w:r>
+      <w:r>
+        <w:rPr>
+          <w:rStyle w:val="NormalTok"/>
+        </w:rPr>
+        <w:t xml:space="preserve">(daltoolbox)</w:t>
+      </w:r>
+      <w:r>
+        <w:br/>
+      </w:r>
+      <w:r>
+        <w:rPr>
+          <w:rStyle w:val="FunctionTok"/>
+        </w:rPr>
+        <w:t xml:space="preserve">library</w:t>
+      </w:r>
+      <w:r>
+        <w:rPr>
+          <w:rStyle w:val="NormalTok"/>
+        </w:rPr>
+        <w:t xml:space="preserve">(harbinger) </w:t>
+      </w:r>
+    </w:p>
+    <w:p>
+      <w:pPr>
+        <w:pStyle w:val="SourceCode"/>
+      </w:pPr>
+      <w:r>
+        <w:rPr>
+          <w:rStyle w:val="CommentTok"/>
+        </w:rPr>
+        <w:t xml:space="preserve"># Load example anomaly datasets</w:t>
+      </w:r>
+      <w:r>
+        <w:br/>
+      </w:r>
+      <w:r>
+        <w:rPr>
+          <w:rStyle w:val="FunctionTok"/>
+        </w:rPr>
+        <w:t xml:space="preserve">data</w:t>
+      </w:r>
+      <w:r>
+        <w:rPr>
+          <w:rStyle w:val="NormalTok"/>
+        </w:rPr>
+        <w:t xml:space="preserve">(examples_anomalies)</w:t>
+      </w:r>
+    </w:p>
+    <w:p>
+      <w:pPr>
+        <w:pStyle w:val="SourceCode"/>
+      </w:pPr>
+      <w:r>
+        <w:rPr>
+          <w:rStyle w:val="CommentTok"/>
+        </w:rPr>
+        <w:t xml:space="preserve"># Select a simple anomaly dataset</w:t>
+      </w:r>
+      <w:r>
+        <w:br/>
+      </w:r>
+      <w:r>
+        <w:rPr>
+          <w:rStyle w:val="NormalTok"/>
+        </w:rPr>
+        <w:t xml:space="preserve">dataset </w:t>
+      </w:r>
+      <w:r>
+        <w:rPr>
+          <w:rStyle w:val="OtherTok"/>
+        </w:rPr>
+        <w:t xml:space="preserve">&lt;-</w:t>
+      </w:r>
+      <w:r>
+        <w:rPr>
+          <w:rStyle w:val="NormalTok"/>
+        </w:rPr>
+        <w:t xml:space="preserve"> examples_anomalies</w:t>
+      </w:r>
+      <w:r>
+        <w:rPr>
+          <w:rStyle w:val="SpecialCharTok"/>
+        </w:rPr>
+        <w:t xml:space="preserve">$</w:t>
+      </w:r>
+      <w:r>
+        <w:rPr>
+          <w:rStyle w:val="NormalTok"/>
+        </w:rPr>
+        <w:t xml:space="preserve">simple</w:t>
+      </w:r>
+      <w:r>
+        <w:br/>
+      </w:r>
+      <w:r>
+        <w:rPr>
+          <w:rStyle w:val="FunctionTok"/>
+        </w:rPr>
+        <w:t xml:space="preserve">head</w:t>
+      </w:r>
+      <w:r>
+        <w:rPr>
+          <w:rStyle w:val="NormalTok"/>
+        </w:rPr>
+        <w:t xml:space="preserve">(dataset)</w:t>
+      </w:r>
+    </w:p>
+    <w:p>
+      <w:pPr>
+        <w:pStyle w:val="SourceCode"/>
+      </w:pPr>
+      <w:r>
+        <w:rPr>
+          <w:rStyle w:val="VerbatimChar"/>
+        </w:rPr>
+        <w:t xml:space="preserve">##       serie event</w:t>
+      </w:r>
+      <w:r>
+        <w:br/>
+      </w:r>
+      <w:r>
+        <w:rPr>
+          <w:rStyle w:val="VerbatimChar"/>
+        </w:rPr>
+        <w:t xml:space="preserve">## 1 1.0000000 FALSE</w:t>
+      </w:r>
+      <w:r>
+        <w:br/>
+      </w:r>
+      <w:r>
+        <w:rPr>
+          <w:rStyle w:val="VerbatimChar"/>
+        </w:rPr>
+        <w:t xml:space="preserve">## 2 0.9689124 FALSE</w:t>
+      </w:r>
+      <w:r>
+        <w:br/>
+      </w:r>
+      <w:r>
+        <w:rPr>
+          <w:rStyle w:val="VerbatimChar"/>
+        </w:rPr>
+        <w:t xml:space="preserve">## 3 0.8775826 FALSE</w:t>
+      </w:r>
+      <w:r>
+        <w:br/>
+      </w:r>
+      <w:r>
+        <w:rPr>
+          <w:rStyle w:val="VerbatimChar"/>
+        </w:rPr>
+        <w:t xml:space="preserve">## 4 0.7316889 FALSE</w:t>
+      </w:r>
+      <w:r>
+        <w:br/>
+      </w:r>
+      <w:r>
+        <w:rPr>
+          <w:rStyle w:val="VerbatimChar"/>
+        </w:rPr>
+        <w:t xml:space="preserve">## 5 0.5403023 FALSE</w:t>
+      </w:r>
+      <w:r>
+        <w:br/>
+      </w:r>
+      <w:r>
+        <w:rPr>
+          <w:rStyle w:val="VerbatimChar"/>
+        </w:rPr>
+        <w:t xml:space="preserve">## 6 0.3153224 FALSE</w:t>
+      </w:r>
+    </w:p>
     <w:bookmarkEnd w:id="22"/>
-    <w:bookmarkStart w:id="23" w:name="how-to-read-this-walkthrough"/>
-    <w:p>
-      <w:pPr>
-        <w:pStyle w:val="Heading2"/>
-      </w:pPr>
-      <w:r>
-        <w:t xml:space="preserve">How to read this walkthrough</w:t>
+    <w:bookmarkStart w:id="26" w:name="interpret-the-result-visually"/>
+    <w:p>
+      <w:pPr>
+        <w:pStyle w:val="Heading3"/>
+      </w:pPr>
+      <w:r>
+        <w:t xml:space="preserve">Interpret the Result Visually</w:t>
       </w:r>
     </w:p>
     <w:p>
@@ -113,303 +353,7 @@
         <w:pStyle w:val="FirstParagraph"/>
       </w:pPr>
       <w:r>
-        <w:t xml:space="preserve">The code blocks below follow the same learning rhythm used throughout the collection: prepare the environment, choose the dataset, configure the method, run the analysis, and then inspect the result. Readers who are still learning time-series mining can use that order to understand not only</w:t>
-      </w:r>
-      <w:r>
-        <w:t xml:space="preserve"> </w:t>
-      </w:r>
-      <w:r>
-        <w:rPr>
-          <w:i/>
-          <w:iCs/>
-        </w:rPr>
-        <w:t xml:space="preserve">what</w:t>
-      </w:r>
-      <w:r>
-        <w:t xml:space="preserve"> </w:t>
-      </w:r>
-      <w:r>
-        <w:t xml:space="preserve">each command does, but also</w:t>
-      </w:r>
-      <w:r>
-        <w:t xml:space="preserve"> </w:t>
-      </w:r>
-      <w:r>
-        <w:rPr>
-          <w:i/>
-          <w:iCs/>
-        </w:rPr>
-        <w:t xml:space="preserve">why</w:t>
-      </w:r>
-      <w:r>
-        <w:t xml:space="preserve"> </w:t>
-      </w:r>
-      <w:r>
-        <w:t xml:space="preserve">it appears at that stage of the workflow.</w:t>
-      </w:r>
-    </w:p>
-    <w:p>
-      <w:pPr>
-        <w:pStyle w:val="BodyText"/>
-      </w:pPr>
-      <w:r>
-        <w:t xml:space="preserve">As you go through the notebook, read the inline comments inside each chunk as the operational explanation and use the surrounding prose as the conceptual guide.</w:t>
-      </w:r>
-    </w:p>
-    <w:bookmarkEnd w:id="23"/>
-    <w:bookmarkStart w:id="32" w:name="walkthrough"/>
-    <w:p>
-      <w:pPr>
-        <w:pStyle w:val="Heading2"/>
-      </w:pPr>
-      <w:r>
-        <w:t xml:space="preserve">Walkthrough</w:t>
-      </w:r>
-    </w:p>
-    <w:bookmarkStart w:id="24" w:name="prepare-the-example"/>
-    <w:p>
-      <w:pPr>
-        <w:pStyle w:val="Heading3"/>
-      </w:pPr>
-      <w:r>
-        <w:t xml:space="preserve">Prepare the Example</w:t>
-      </w:r>
-    </w:p>
-    <w:p>
-      <w:pPr>
-        <w:pStyle w:val="FirstParagraph"/>
-      </w:pPr>
-      <w:r>
-        <w:t xml:space="preserve">We begin by organizing the environment, loading the packages, and selecting the dataset used in the notebook. This part is intentionally more direct: the goal is to make the starting point explicit before the method-specific reasoning begins.</w:t>
-      </w:r>
-    </w:p>
-    <w:p>
-      <w:pPr>
-        <w:pStyle w:val="SourceCode"/>
-      </w:pPr>
-      <w:r>
-        <w:rPr>
-          <w:rStyle w:val="CommentTok"/>
-        </w:rPr>
-        <w:t xml:space="preserve"># Install Harbinger (if needed)</w:t>
-      </w:r>
-      <w:r>
-        <w:br/>
-      </w:r>
-      <w:r>
-        <w:rPr>
-          <w:rStyle w:val="CommentTok"/>
-        </w:rPr>
-        <w:t xml:space="preserve">#install.packages("harbinger")</w:t>
-      </w:r>
-    </w:p>
-    <w:p>
-      <w:pPr>
-        <w:pStyle w:val="SourceCode"/>
-      </w:pPr>
-      <w:r>
-        <w:rPr>
-          <w:rStyle w:val="CommentTok"/>
-        </w:rPr>
-        <w:t xml:space="preserve"># Load required packages</w:t>
-      </w:r>
-      <w:r>
-        <w:br/>
-      </w:r>
-      <w:r>
-        <w:rPr>
-          <w:rStyle w:val="FunctionTok"/>
-        </w:rPr>
-        <w:t xml:space="preserve">library</w:t>
-      </w:r>
-      <w:r>
-        <w:rPr>
-          <w:rStyle w:val="NormalTok"/>
-        </w:rPr>
-        <w:t xml:space="preserve">(daltoolbox)</w:t>
-      </w:r>
-      <w:r>
-        <w:br/>
-      </w:r>
-      <w:r>
-        <w:rPr>
-          <w:rStyle w:val="FunctionTok"/>
-        </w:rPr>
-        <w:t xml:space="preserve">library</w:t>
-      </w:r>
-      <w:r>
-        <w:rPr>
-          <w:rStyle w:val="NormalTok"/>
-        </w:rPr>
-        <w:t xml:space="preserve">(harbinger) </w:t>
-      </w:r>
-    </w:p>
-    <w:p>
-      <w:pPr>
-        <w:pStyle w:val="SourceCode"/>
-      </w:pPr>
-      <w:r>
-        <w:rPr>
-          <w:rStyle w:val="CommentTok"/>
-        </w:rPr>
-        <w:t xml:space="preserve"># Load example anomaly datasets</w:t>
-      </w:r>
-      <w:r>
-        <w:br/>
-      </w:r>
-      <w:r>
-        <w:rPr>
-          <w:rStyle w:val="FunctionTok"/>
-        </w:rPr>
-        <w:t xml:space="preserve">data</w:t>
-      </w:r>
-      <w:r>
-        <w:rPr>
-          <w:rStyle w:val="NormalTok"/>
-        </w:rPr>
-        <w:t xml:space="preserve">(examples_anomalies)</w:t>
-      </w:r>
-    </w:p>
-    <w:p>
-      <w:pPr>
-        <w:pStyle w:val="SourceCode"/>
-      </w:pPr>
-      <w:r>
-        <w:rPr>
-          <w:rStyle w:val="CommentTok"/>
-        </w:rPr>
-        <w:t xml:space="preserve"># Select a simple anomaly dataset</w:t>
-      </w:r>
-      <w:r>
-        <w:br/>
-      </w:r>
-      <w:r>
-        <w:rPr>
-          <w:rStyle w:val="NormalTok"/>
-        </w:rPr>
-        <w:t xml:space="preserve">dataset </w:t>
-      </w:r>
-      <w:r>
-        <w:rPr>
-          <w:rStyle w:val="OtherTok"/>
-        </w:rPr>
-        <w:t xml:space="preserve">&lt;-</w:t>
-      </w:r>
-      <w:r>
-        <w:rPr>
-          <w:rStyle w:val="NormalTok"/>
-        </w:rPr>
-        <w:t xml:space="preserve"> examples_anomalies</w:t>
-      </w:r>
-      <w:r>
-        <w:rPr>
-          <w:rStyle w:val="SpecialCharTok"/>
-        </w:rPr>
-        <w:t xml:space="preserve">$</w:t>
-      </w:r>
-      <w:r>
-        <w:rPr>
-          <w:rStyle w:val="NormalTok"/>
-        </w:rPr>
-        <w:t xml:space="preserve">simple</w:t>
-      </w:r>
-      <w:r>
-        <w:br/>
-      </w:r>
-      <w:r>
-        <w:rPr>
-          <w:rStyle w:val="FunctionTok"/>
-        </w:rPr>
-        <w:t xml:space="preserve">head</w:t>
-      </w:r>
-      <w:r>
-        <w:rPr>
-          <w:rStyle w:val="NormalTok"/>
-        </w:rPr>
-        <w:t xml:space="preserve">(dataset)</w:t>
-      </w:r>
-    </w:p>
-    <w:p>
-      <w:pPr>
-        <w:pStyle w:val="SourceCode"/>
-      </w:pPr>
-      <w:r>
-        <w:rPr>
-          <w:rStyle w:val="VerbatimChar"/>
-        </w:rPr>
-        <w:t xml:space="preserve">##       serie event</w:t>
-      </w:r>
-      <w:r>
-        <w:br/>
-      </w:r>
-      <w:r>
-        <w:rPr>
-          <w:rStyle w:val="VerbatimChar"/>
-        </w:rPr>
-        <w:t xml:space="preserve">## 1 1.0000000 FALSE</w:t>
-      </w:r>
-      <w:r>
-        <w:br/>
-      </w:r>
-      <w:r>
-        <w:rPr>
-          <w:rStyle w:val="VerbatimChar"/>
-        </w:rPr>
-        <w:t xml:space="preserve">## 2 0.9689124 FALSE</w:t>
-      </w:r>
-      <w:r>
-        <w:br/>
-      </w:r>
-      <w:r>
-        <w:rPr>
-          <w:rStyle w:val="VerbatimChar"/>
-        </w:rPr>
-        <w:t xml:space="preserve">## 3 0.8775826 FALSE</w:t>
-      </w:r>
-      <w:r>
-        <w:br/>
-      </w:r>
-      <w:r>
-        <w:rPr>
-          <w:rStyle w:val="VerbatimChar"/>
-        </w:rPr>
-        <w:t xml:space="preserve">## 4 0.7316889 FALSE</w:t>
-      </w:r>
-      <w:r>
-        <w:br/>
-      </w:r>
-      <w:r>
-        <w:rPr>
-          <w:rStyle w:val="VerbatimChar"/>
-        </w:rPr>
-        <w:t xml:space="preserve">## 5 0.5403023 FALSE</w:t>
-      </w:r>
-      <w:r>
-        <w:br/>
-      </w:r>
-      <w:r>
-        <w:rPr>
-          <w:rStyle w:val="VerbatimChar"/>
-        </w:rPr>
-        <w:t xml:space="preserve">## 6 0.3153224 FALSE</w:t>
-      </w:r>
-    </w:p>
-    <w:bookmarkEnd w:id="24"/>
-    <w:bookmarkStart w:id="28" w:name="interpret-the-result-visually"/>
-    <w:p>
-      <w:pPr>
-        <w:pStyle w:val="Heading3"/>
-      </w:pPr>
-      <w:r>
-        <w:t xml:space="preserve">Interpret the Result Visually</w:t>
-      </w:r>
-    </w:p>
-    <w:p>
-      <w:pPr>
-        <w:pStyle w:val="FirstParagraph"/>
-      </w:pPr>
-      <w:r>
-        <w:t xml:space="preserve">The final plots are not just illustrations. They help the reader connect the method’s internal output with the original series, making it easier to see why a point, range, motif, or symbolic pattern was emphasized and whether that emphasis is coherent with the stated objective of the example.</w:t>
+        <w:t xml:space="preserve">This first visual pass establishes what the method should react to in the raw series. Keep the method summary in mind here, because this notebook demonstrates hard evaluation of event detection results using confusion matrix-based metrics (accuracy, precision, recall, F1) and the plot tells you whether that structure is clean, weak, local, repeated, or mixed with other effects.</w:t>
       </w:r>
     </w:p>
     <w:p>
@@ -471,18 +415,18 @@
           <wp:inline>
             <wp:extent cx="4620126" cy="3696101"/>
             <wp:effectExtent b="0" l="0" r="0" t="0"/>
-            <wp:docPr descr="" title="" id="26" name="Picture"/>
+            <wp:docPr descr="" title="" id="24" name="Picture"/>
             <a:graphic>
               <a:graphicData uri="http://schemas.openxmlformats.org/drawingml/2006/picture">
                 <pic:pic>
                   <pic:nvPicPr>
-                    <pic:cNvPr descr="/home/gpca/harbinger/examples/general/doc/07-evaluation-har_eval_files/figure-docx/unnamed-chunk-5-1.png" id="27" name="Picture"/>
+                    <pic:cNvPr descr="/home/gpca/harbinger/examples/general/doc/07-evaluation-har_eval_files/figure-docx/unnamed-chunk-5-1.png" id="25" name="Picture"/>
                     <pic:cNvPicPr>
                       <a:picLocks noChangeArrowheads="1" noChangeAspect="1"/>
                     </pic:cNvPicPr>
                   </pic:nvPicPr>
                   <pic:blipFill>
-                    <a:blip r:embed="rId25"/>
+                    <a:blip r:embed="rId23"/>
                     <a:stretch>
                       <a:fillRect/>
                     </a:stretch>
@@ -509,14 +453,414 @@
         </w:drawing>
       </w:r>
     </w:p>
+    <w:bookmarkEnd w:id="26"/>
+    <w:bookmarkStart w:id="27" w:name="configure-the-method"/>
+    <w:p>
+      <w:pPr>
+        <w:pStyle w:val="Heading3"/>
+      </w:pPr>
+      <w:r>
+        <w:t xml:space="preserve">Configure the Method</w:t>
+      </w:r>
+    </w:p>
+    <w:p>
+      <w:pPr>
+        <w:pStyle w:val="FirstParagraph"/>
+      </w:pPr>
+      <w:r>
+        <w:t xml:space="preserve">The choices below turn the central modeling idea into concrete parameters. They matter because this notebook demonstrates hard evaluation of event detection results using confusion matrix-based metrics (accuracy, precision, recall, F1), so each argument controls how strongly the method will emphasize that pattern when it later produces evaluation outputs.</w:t>
+      </w:r>
+    </w:p>
+    <w:p>
+      <w:pPr>
+        <w:pStyle w:val="SourceCode"/>
+      </w:pPr>
+      <w:r>
+        <w:rPr>
+          <w:rStyle w:val="CommentTok"/>
+        </w:rPr>
+        <w:t xml:space="preserve"># Configure a simple MLP regressor-based anomaly detector</w:t>
+      </w:r>
+      <w:r>
+        <w:br/>
+      </w:r>
+      <w:r>
+        <w:rPr>
+          <w:rStyle w:val="NormalTok"/>
+        </w:rPr>
+        <w:t xml:space="preserve">model </w:t>
+      </w:r>
+      <w:r>
+        <w:rPr>
+          <w:rStyle w:val="OtherTok"/>
+        </w:rPr>
+        <w:t xml:space="preserve">&lt;-</w:t>
+      </w:r>
+      <w:r>
+        <w:rPr>
+          <w:rStyle w:val="NormalTok"/>
+        </w:rPr>
+        <w:t xml:space="preserve"> </w:t>
+      </w:r>
+      <w:r>
+        <w:rPr>
+          <w:rStyle w:val="FunctionTok"/>
+        </w:rPr>
+        <w:t xml:space="preserve">hanr_ml</w:t>
+      </w:r>
+      <w:r>
+        <w:rPr>
+          <w:rStyle w:val="NormalTok"/>
+        </w:rPr>
+        <w:t xml:space="preserve">(</w:t>
+      </w:r>
+      <w:r>
+        <w:rPr>
+          <w:rStyle w:val="FunctionTok"/>
+        </w:rPr>
+        <w:t xml:space="preserve">ts_mlp</w:t>
+      </w:r>
+      <w:r>
+        <w:rPr>
+          <w:rStyle w:val="NormalTok"/>
+        </w:rPr>
+        <w:t xml:space="preserve">(</w:t>
+      </w:r>
+      <w:r>
+        <w:rPr>
+          <w:rStyle w:val="FunctionTok"/>
+        </w:rPr>
+        <w:t xml:space="preserve">ts_norm_gminmax</w:t>
+      </w:r>
+      <w:r>
+        <w:rPr>
+          <w:rStyle w:val="NormalTok"/>
+        </w:rPr>
+        <w:t xml:space="preserve">(), </w:t>
+      </w:r>
+      <w:r>
+        <w:rPr>
+          <w:rStyle w:val="AttributeTok"/>
+        </w:rPr>
+        <w:t xml:space="preserve">input_size =</w:t>
+      </w:r>
+      <w:r>
+        <w:rPr>
+          <w:rStyle w:val="NormalTok"/>
+        </w:rPr>
+        <w:t xml:space="preserve"> </w:t>
+      </w:r>
+      <w:r>
+        <w:rPr>
+          <w:rStyle w:val="DecValTok"/>
+        </w:rPr>
+        <w:t xml:space="preserve">5</w:t>
+      </w:r>
+      <w:r>
+        <w:rPr>
+          <w:rStyle w:val="NormalTok"/>
+        </w:rPr>
+        <w:t xml:space="preserve">, </w:t>
+      </w:r>
+      <w:r>
+        <w:rPr>
+          <w:rStyle w:val="AttributeTok"/>
+        </w:rPr>
+        <w:t xml:space="preserve">size =</w:t>
+      </w:r>
+      <w:r>
+        <w:rPr>
+          <w:rStyle w:val="NormalTok"/>
+        </w:rPr>
+        <w:t xml:space="preserve"> </w:t>
+      </w:r>
+      <w:r>
+        <w:rPr>
+          <w:rStyle w:val="DecValTok"/>
+        </w:rPr>
+        <w:t xml:space="preserve">3</w:t>
+      </w:r>
+      <w:r>
+        <w:rPr>
+          <w:rStyle w:val="NormalTok"/>
+        </w:rPr>
+        <w:t xml:space="preserve">, </w:t>
+      </w:r>
+      <w:r>
+        <w:rPr>
+          <w:rStyle w:val="AttributeTok"/>
+        </w:rPr>
+        <w:t xml:space="preserve">decay =</w:t>
+      </w:r>
+      <w:r>
+        <w:rPr>
+          <w:rStyle w:val="NormalTok"/>
+        </w:rPr>
+        <w:t xml:space="preserve"> </w:t>
+      </w:r>
+      <w:r>
+        <w:rPr>
+          <w:rStyle w:val="DecValTok"/>
+        </w:rPr>
+        <w:t xml:space="preserve">0</w:t>
+      </w:r>
+      <w:r>
+        <w:rPr>
+          <w:rStyle w:val="NormalTok"/>
+        </w:rPr>
+        <w:t xml:space="preserve">))</w:t>
+      </w:r>
+    </w:p>
+    <w:p>
+      <w:pPr>
+        <w:pStyle w:val="SourceCode"/>
+      </w:pPr>
+      <w:r>
+        <w:rPr>
+          <w:rStyle w:val="CommentTok"/>
+        </w:rPr>
+        <w:t xml:space="preserve"># Fit the detector</w:t>
+      </w:r>
+      <w:r>
+        <w:br/>
+      </w:r>
+      <w:r>
+        <w:rPr>
+          <w:rStyle w:val="NormalTok"/>
+        </w:rPr>
+        <w:t xml:space="preserve">model </w:t>
+      </w:r>
+      <w:r>
+        <w:rPr>
+          <w:rStyle w:val="OtherTok"/>
+        </w:rPr>
+        <w:t xml:space="preserve">&lt;-</w:t>
+      </w:r>
+      <w:r>
+        <w:rPr>
+          <w:rStyle w:val="NormalTok"/>
+        </w:rPr>
+        <w:t xml:space="preserve"> </w:t>
+      </w:r>
+      <w:r>
+        <w:rPr>
+          <w:rStyle w:val="FunctionTok"/>
+        </w:rPr>
+        <w:t xml:space="preserve">fit</w:t>
+      </w:r>
+      <w:r>
+        <w:rPr>
+          <w:rStyle w:val="NormalTok"/>
+        </w:rPr>
+        <w:t xml:space="preserve">(model, dataset</w:t>
+      </w:r>
+      <w:r>
+        <w:rPr>
+          <w:rStyle w:val="SpecialCharTok"/>
+        </w:rPr>
+        <w:t xml:space="preserve">$</w:t>
+      </w:r>
+      <w:r>
+        <w:rPr>
+          <w:rStyle w:val="NormalTok"/>
+        </w:rPr>
+        <w:t xml:space="preserve">serie)</w:t>
+      </w:r>
+    </w:p>
+    <w:bookmarkEnd w:id="27"/>
+    <w:bookmarkStart w:id="28" w:name="run-the-core-analysis"/>
+    <w:p>
+      <w:pPr>
+        <w:pStyle w:val="Heading3"/>
+      </w:pPr>
+      <w:r>
+        <w:t xml:space="preserve">Run the Core Analysis</w:t>
+      </w:r>
+    </w:p>
+    <w:p>
+      <w:pPr>
+        <w:pStyle w:val="FirstParagraph"/>
+      </w:pPr>
+      <w:r>
+        <w:t xml:space="preserve">This is the moment where the notebook tests its central assumption on actual data. After applying</w:t>
+      </w:r>
+      <w:r>
+        <w:t xml:space="preserve"> </w:t>
+      </w:r>
+      <w:r>
+        <w:rPr>
+          <w:rStyle w:val="VerbatimChar"/>
+        </w:rPr>
+        <w:t xml:space="preserve">har_eval()</w:t>
+      </w:r>
+      <w:r>
+        <w:t xml:space="preserve">, the important question is whether the resulting evaluation outputs really correspond to the pattern implied by the method description above, rather than to arbitrary numerical variation.</w:t>
+      </w:r>
+    </w:p>
+    <w:p>
+      <w:pPr>
+        <w:pStyle w:val="SourceCode"/>
+      </w:pPr>
+      <w:r>
+        <w:rPr>
+          <w:rStyle w:val="CommentTok"/>
+        </w:rPr>
+        <w:t xml:space="preserve"># Run detection</w:t>
+      </w:r>
+      <w:r>
+        <w:br/>
+      </w:r>
+      <w:r>
+        <w:rPr>
+          <w:rStyle w:val="NormalTok"/>
+        </w:rPr>
+        <w:t xml:space="preserve">detection </w:t>
+      </w:r>
+      <w:r>
+        <w:rPr>
+          <w:rStyle w:val="OtherTok"/>
+        </w:rPr>
+        <w:t xml:space="preserve">&lt;-</w:t>
+      </w:r>
+      <w:r>
+        <w:rPr>
+          <w:rStyle w:val="NormalTok"/>
+        </w:rPr>
+        <w:t xml:space="preserve"> </w:t>
+      </w:r>
+      <w:r>
+        <w:rPr>
+          <w:rStyle w:val="FunctionTok"/>
+        </w:rPr>
+        <w:t xml:space="preserve">detect</w:t>
+      </w:r>
+      <w:r>
+        <w:rPr>
+          <w:rStyle w:val="NormalTok"/>
+        </w:rPr>
+        <w:t xml:space="preserve">(model, dataset</w:t>
+      </w:r>
+      <w:r>
+        <w:rPr>
+          <w:rStyle w:val="SpecialCharTok"/>
+        </w:rPr>
+        <w:t xml:space="preserve">$</w:t>
+      </w:r>
+      <w:r>
+        <w:rPr>
+          <w:rStyle w:val="NormalTok"/>
+        </w:rPr>
+        <w:t xml:space="preserve">serie)</w:t>
+      </w:r>
+    </w:p>
+    <w:p>
+      <w:pPr>
+        <w:pStyle w:val="SourceCode"/>
+      </w:pPr>
+      <w:r>
+        <w:rPr>
+          <w:rStyle w:val="CommentTok"/>
+        </w:rPr>
+        <w:t xml:space="preserve"># Inspect detected anomaly indices</w:t>
+      </w:r>
+      <w:r>
+        <w:br/>
+      </w:r>
+      <w:r>
+        <w:rPr>
+          <w:rStyle w:val="FunctionTok"/>
+        </w:rPr>
+        <w:t xml:space="preserve">print</w:t>
+      </w:r>
+      <w:r>
+        <w:rPr>
+          <w:rStyle w:val="NormalTok"/>
+        </w:rPr>
+        <w:t xml:space="preserve">(detection </w:t>
+      </w:r>
+      <w:r>
+        <w:rPr>
+          <w:rStyle w:val="SpecialCharTok"/>
+        </w:rPr>
+        <w:t xml:space="preserve">|&gt;</w:t>
+      </w:r>
+      <w:r>
+        <w:rPr>
+          <w:rStyle w:val="NormalTok"/>
+        </w:rPr>
+        <w:t xml:space="preserve"> dplyr</w:t>
+      </w:r>
+      <w:r>
+        <w:rPr>
+          <w:rStyle w:val="SpecialCharTok"/>
+        </w:rPr>
+        <w:t xml:space="preserve">::</w:t>
+      </w:r>
+      <w:r>
+        <w:rPr>
+          <w:rStyle w:val="FunctionTok"/>
+        </w:rPr>
+        <w:t xml:space="preserve">filter</w:t>
+      </w:r>
+      <w:r>
+        <w:rPr>
+          <w:rStyle w:val="NormalTok"/>
+        </w:rPr>
+        <w:t xml:space="preserve">(event </w:t>
+      </w:r>
+      <w:r>
+        <w:rPr>
+          <w:rStyle w:val="SpecialCharTok"/>
+        </w:rPr>
+        <w:t xml:space="preserve">==</w:t>
+      </w:r>
+      <w:r>
+        <w:rPr>
+          <w:rStyle w:val="NormalTok"/>
+        </w:rPr>
+        <w:t xml:space="preserve"> </w:t>
+      </w:r>
+      <w:r>
+        <w:rPr>
+          <w:rStyle w:val="ConstantTok"/>
+        </w:rPr>
+        <w:t xml:space="preserve">TRUE</w:t>
+      </w:r>
+      <w:r>
+        <w:rPr>
+          <w:rStyle w:val="NormalTok"/>
+        </w:rPr>
+        <w:t xml:space="preserve">))</w:t>
+      </w:r>
+    </w:p>
+    <w:p>
+      <w:pPr>
+        <w:pStyle w:val="SourceCode"/>
+      </w:pPr>
+      <w:r>
+        <w:rPr>
+          <w:rStyle w:val="VerbatimChar"/>
+        </w:rPr>
+        <w:t xml:space="preserve">##   idx event    type</w:t>
+      </w:r>
+      <w:r>
+        <w:br/>
+      </w:r>
+      <w:r>
+        <w:rPr>
+          <w:rStyle w:val="VerbatimChar"/>
+        </w:rPr>
+        <w:t xml:space="preserve">## 1  50  TRUE anomaly</w:t>
+      </w:r>
+    </w:p>
     <w:bookmarkEnd w:id="28"/>
-    <w:bookmarkStart w:id="29" w:name="configure-the-method"/>
+    <w:bookmarkStart w:id="29" w:name="evaluate-what-was-found"/>
     <w:p>
       <w:pPr>
         <w:pStyle w:val="Heading3"/>
       </w:pPr>
       <w:r>
-        <w:t xml:space="preserve">Configure the Method</w:t>
+        <w:t xml:space="preserve">Evaluate What Was Found</w:t>
       </w:r>
     </w:p>
     <w:p>
@@ -524,7 +868,22 @@
         <w:pStyle w:val="FirstParagraph"/>
       </w:pPr>
       <w:r>
-        <w:t xml:space="preserve">The next step is to instantiate the method and, when necessary, fit it to the selected series. This is where the notebook makes its analytical choice explicit: the parameters chosen here determine what kind of pattern the detector or transformer will become sensitive to and how the later outputs should be interpreted.</w:t>
+        <w:t xml:space="preserve">The evaluation asks whether the evaluation outputs produced by</w:t>
+      </w:r>
+      <w:r>
+        <w:t xml:space="preserve"> </w:t>
+      </w:r>
+      <w:r>
+        <w:rPr>
+          <w:rStyle w:val="VerbatimChar"/>
+        </w:rPr>
+        <w:t xml:space="preserve">har_eval()</w:t>
+      </w:r>
+      <w:r>
+        <w:t xml:space="preserve"> </w:t>
+      </w:r>
+      <w:r>
+        <w:t xml:space="preserve">match the labeled structure on this dataset. Read the scores as evidence about the method’s assumptions in practice, not as detached summary numbers.</w:t>
       </w:r>
     </w:p>
     <w:p>
@@ -535,7 +894,7 @@
         <w:rPr>
           <w:rStyle w:val="CommentTok"/>
         </w:rPr>
-        <w:t xml:space="preserve"># Configure a simple MLP regressor-based anomaly detector</w:t>
+        <w:t xml:space="preserve"># Evaluate using hard metrics</w:t>
       </w:r>
       <w:r>
         <w:br/>
@@ -544,7 +903,7 @@
         <w:rPr>
           <w:rStyle w:val="NormalTok"/>
         </w:rPr>
-        <w:t xml:space="preserve">model </w:t>
+        <w:t xml:space="preserve">evaluation </w:t>
       </w:r>
       <w:r>
         <w:rPr>
@@ -562,7 +921,7 @@
         <w:rPr>
           <w:rStyle w:val="FunctionTok"/>
         </w:rPr>
-        <w:t xml:space="preserve">hanr_ml</w:t>
+        <w:t xml:space="preserve">evaluate</w:t>
       </w:r>
       <w:r>
         <w:rPr>
@@ -574,97 +933,64 @@
         <w:rPr>
           <w:rStyle w:val="FunctionTok"/>
         </w:rPr>
-        <w:t xml:space="preserve">ts_mlp</w:t>
-      </w:r>
-      <w:r>
-        <w:rPr>
-          <w:rStyle w:val="NormalTok"/>
-        </w:rPr>
-        <w:t xml:space="preserve">(</w:t>
+        <w:t xml:space="preserve">har_eval</w:t>
+      </w:r>
+      <w:r>
+        <w:rPr>
+          <w:rStyle w:val="NormalTok"/>
+        </w:rPr>
+        <w:t xml:space="preserve">(), detection</w:t>
+      </w:r>
+      <w:r>
+        <w:rPr>
+          <w:rStyle w:val="SpecialCharTok"/>
+        </w:rPr>
+        <w:t xml:space="preserve">$</w:t>
+      </w:r>
+      <w:r>
+        <w:rPr>
+          <w:rStyle w:val="NormalTok"/>
+        </w:rPr>
+        <w:t xml:space="preserve">event, dataset</w:t>
+      </w:r>
+      <w:r>
+        <w:rPr>
+          <w:rStyle w:val="SpecialCharTok"/>
+        </w:rPr>
+        <w:t xml:space="preserve">$</w:t>
+      </w:r>
+      <w:r>
+        <w:rPr>
+          <w:rStyle w:val="NormalTok"/>
+        </w:rPr>
+        <w:t xml:space="preserve">event)</w:t>
+      </w:r>
+      <w:r>
+        <w:br/>
       </w:r>
       <w:r>
         <w:rPr>
           <w:rStyle w:val="FunctionTok"/>
         </w:rPr>
-        <w:t xml:space="preserve">ts_norm_gminmax</w:t>
-      </w:r>
-      <w:r>
-        <w:rPr>
-          <w:rStyle w:val="NormalTok"/>
-        </w:rPr>
-        <w:t xml:space="preserve">(), </w:t>
-      </w:r>
-      <w:r>
-        <w:rPr>
-          <w:rStyle w:val="AttributeTok"/>
-        </w:rPr>
-        <w:t xml:space="preserve">input_size =</w:t>
-      </w:r>
-      <w:r>
-        <w:rPr>
-          <w:rStyle w:val="NormalTok"/>
-        </w:rPr>
-        <w:t xml:space="preserve"> </w:t>
-      </w:r>
-      <w:r>
-        <w:rPr>
-          <w:rStyle w:val="DecValTok"/>
-        </w:rPr>
-        <w:t xml:space="preserve">5</w:t>
-      </w:r>
-      <w:r>
-        <w:rPr>
-          <w:rStyle w:val="NormalTok"/>
-        </w:rPr>
-        <w:t xml:space="preserve">, </w:t>
-      </w:r>
-      <w:r>
-        <w:rPr>
-          <w:rStyle w:val="AttributeTok"/>
-        </w:rPr>
-        <w:t xml:space="preserve">size =</w:t>
-      </w:r>
-      <w:r>
-        <w:rPr>
-          <w:rStyle w:val="NormalTok"/>
-        </w:rPr>
-        <w:t xml:space="preserve"> </w:t>
-      </w:r>
-      <w:r>
-        <w:rPr>
-          <w:rStyle w:val="DecValTok"/>
-        </w:rPr>
-        <w:t xml:space="preserve">3</w:t>
-      </w:r>
-      <w:r>
-        <w:rPr>
-          <w:rStyle w:val="NormalTok"/>
-        </w:rPr>
-        <w:t xml:space="preserve">, </w:t>
-      </w:r>
-      <w:r>
-        <w:rPr>
-          <w:rStyle w:val="AttributeTok"/>
-        </w:rPr>
-        <w:t xml:space="preserve">decay =</w:t>
-      </w:r>
-      <w:r>
-        <w:rPr>
-          <w:rStyle w:val="NormalTok"/>
-        </w:rPr>
-        <w:t xml:space="preserve"> </w:t>
-      </w:r>
-      <w:r>
-        <w:rPr>
-          <w:rStyle w:val="DecValTok"/>
-        </w:rPr>
-        <w:t xml:space="preserve">0</w:t>
-      </w:r>
-      <w:r>
-        <w:rPr>
-          <w:rStyle w:val="NormalTok"/>
-        </w:rPr>
-        <w:t xml:space="preserve">))</w:t>
+        <w:t xml:space="preserve">print</w:t>
+      </w:r>
+      <w:r>
+        <w:rPr>
+          <w:rStyle w:val="NormalTok"/>
+        </w:rPr>
+        <w:t xml:space="preserve">(evaluation</w:t>
+      </w:r>
+      <w:r>
+        <w:rPr>
+          <w:rStyle w:val="SpecialCharTok"/>
+        </w:rPr>
+        <w:t xml:space="preserve">$</w:t>
+      </w:r>
+      <w:r>
+        <w:rPr>
+          <w:rStyle w:val="NormalTok"/>
+        </w:rPr>
+        <w:t xml:space="preserve">confMatrix)</w:t>
       </w:r>
     </w:p>
     <w:p>
@@ -673,396 +999,41 @@
       </w:pPr>
       <w:r>
         <w:rPr>
-          <w:rStyle w:val="CommentTok"/>
-        </w:rPr>
-        <w:t xml:space="preserve"># Fit the detector</w:t>
+          <w:rStyle w:val="VerbatimChar"/>
+        </w:rPr>
+        <w:t xml:space="preserve">##           event      </w:t>
       </w:r>
       <w:r>
         <w:br/>
       </w:r>
       <w:r>
         <w:rPr>
-          <w:rStyle w:val="NormalTok"/>
-        </w:rPr>
-        <w:t xml:space="preserve">model </w:t>
-      </w:r>
-      <w:r>
-        <w:rPr>
-          <w:rStyle w:val="OtherTok"/>
-        </w:rPr>
-        <w:t xml:space="preserve">&lt;-</w:t>
-      </w:r>
-      <w:r>
-        <w:rPr>
-          <w:rStyle w:val="NormalTok"/>
-        </w:rPr>
-        <w:t xml:space="preserve"> </w:t>
-      </w:r>
-      <w:r>
-        <w:rPr>
-          <w:rStyle w:val="FunctionTok"/>
-        </w:rPr>
-        <w:t xml:space="preserve">fit</w:t>
-      </w:r>
-      <w:r>
-        <w:rPr>
-          <w:rStyle w:val="NormalTok"/>
-        </w:rPr>
-        <w:t xml:space="preserve">(model, dataset</w:t>
-      </w:r>
-      <w:r>
-        <w:rPr>
-          <w:rStyle w:val="SpecialCharTok"/>
-        </w:rPr>
-        <w:t xml:space="preserve">$</w:t>
-      </w:r>
-      <w:r>
-        <w:rPr>
-          <w:rStyle w:val="NormalTok"/>
-        </w:rPr>
-        <w:t xml:space="preserve">serie)</w:t>
+          <w:rStyle w:val="VerbatimChar"/>
+        </w:rPr>
+        <w:t xml:space="preserve">## detection TRUE  FALSE</w:t>
+      </w:r>
+      <w:r>
+        <w:br/>
+      </w:r>
+      <w:r>
+        <w:rPr>
+          <w:rStyle w:val="VerbatimChar"/>
+        </w:rPr>
+        <w:t xml:space="preserve">## TRUE      1     0    </w:t>
+      </w:r>
+      <w:r>
+        <w:br/>
+      </w:r>
+      <w:r>
+        <w:rPr>
+          <w:rStyle w:val="VerbatimChar"/>
+        </w:rPr>
+        <w:t xml:space="preserve">## FALSE     0     100</w:t>
       </w:r>
     </w:p>
     <w:bookmarkEnd w:id="29"/>
-    <w:bookmarkStart w:id="30" w:name="run-the-core-analysis"/>
-    <w:p>
-      <w:pPr>
-        <w:pStyle w:val="Heading3"/>
-      </w:pPr>
-      <w:r>
-        <w:t xml:space="preserve">Run the Core Analysis</w:t>
-      </w:r>
-    </w:p>
-    <w:p>
-      <w:pPr>
-        <w:pStyle w:val="FirstParagraph"/>
-      </w:pPr>
-      <w:r>
-        <w:t xml:space="preserve">With the environment and the method ready, we execute the central analytical step and inspect its immediate output. This is the point where the abstract idea described earlier becomes operational, so the reader should pay attention to what is produced and how Harbinger standardizes the result.</w:t>
-      </w:r>
-    </w:p>
-    <w:p>
-      <w:pPr>
-        <w:pStyle w:val="SourceCode"/>
-      </w:pPr>
-      <w:r>
-        <w:rPr>
-          <w:rStyle w:val="CommentTok"/>
-        </w:rPr>
-        <w:t xml:space="preserve"># Run detection</w:t>
-      </w:r>
-      <w:r>
-        <w:br/>
-      </w:r>
-      <w:r>
-        <w:rPr>
-          <w:rStyle w:val="NormalTok"/>
-        </w:rPr>
-        <w:t xml:space="preserve">detection </w:t>
-      </w:r>
-      <w:r>
-        <w:rPr>
-          <w:rStyle w:val="OtherTok"/>
-        </w:rPr>
-        <w:t xml:space="preserve">&lt;-</w:t>
-      </w:r>
-      <w:r>
-        <w:rPr>
-          <w:rStyle w:val="NormalTok"/>
-        </w:rPr>
-        <w:t xml:space="preserve"> </w:t>
-      </w:r>
-      <w:r>
-        <w:rPr>
-          <w:rStyle w:val="FunctionTok"/>
-        </w:rPr>
-        <w:t xml:space="preserve">detect</w:t>
-      </w:r>
-      <w:r>
-        <w:rPr>
-          <w:rStyle w:val="NormalTok"/>
-        </w:rPr>
-        <w:t xml:space="preserve">(model, dataset</w:t>
-      </w:r>
-      <w:r>
-        <w:rPr>
-          <w:rStyle w:val="SpecialCharTok"/>
-        </w:rPr>
-        <w:t xml:space="preserve">$</w:t>
-      </w:r>
-      <w:r>
-        <w:rPr>
-          <w:rStyle w:val="NormalTok"/>
-        </w:rPr>
-        <w:t xml:space="preserve">serie)</w:t>
-      </w:r>
-    </w:p>
-    <w:p>
-      <w:pPr>
-        <w:pStyle w:val="SourceCode"/>
-      </w:pPr>
-      <w:r>
-        <w:rPr>
-          <w:rStyle w:val="CommentTok"/>
-        </w:rPr>
-        <w:t xml:space="preserve"># Inspect detected anomaly indices</w:t>
-      </w:r>
-      <w:r>
-        <w:br/>
-      </w:r>
-      <w:r>
-        <w:rPr>
-          <w:rStyle w:val="FunctionTok"/>
-        </w:rPr>
-        <w:t xml:space="preserve">print</w:t>
-      </w:r>
-      <w:r>
-        <w:rPr>
-          <w:rStyle w:val="NormalTok"/>
-        </w:rPr>
-        <w:t xml:space="preserve">(detection </w:t>
-      </w:r>
-      <w:r>
-        <w:rPr>
-          <w:rStyle w:val="SpecialCharTok"/>
-        </w:rPr>
-        <w:t xml:space="preserve">|&gt;</w:t>
-      </w:r>
-      <w:r>
-        <w:rPr>
-          <w:rStyle w:val="NormalTok"/>
-        </w:rPr>
-        <w:t xml:space="preserve"> dplyr</w:t>
-      </w:r>
-      <w:r>
-        <w:rPr>
-          <w:rStyle w:val="SpecialCharTok"/>
-        </w:rPr>
-        <w:t xml:space="preserve">::</w:t>
-      </w:r>
-      <w:r>
-        <w:rPr>
-          <w:rStyle w:val="FunctionTok"/>
-        </w:rPr>
-        <w:t xml:space="preserve">filter</w:t>
-      </w:r>
-      <w:r>
-        <w:rPr>
-          <w:rStyle w:val="NormalTok"/>
-        </w:rPr>
-        <w:t xml:space="preserve">(event </w:t>
-      </w:r>
-      <w:r>
-        <w:rPr>
-          <w:rStyle w:val="SpecialCharTok"/>
-        </w:rPr>
-        <w:t xml:space="preserve">==</w:t>
-      </w:r>
-      <w:r>
-        <w:rPr>
-          <w:rStyle w:val="NormalTok"/>
-        </w:rPr>
-        <w:t xml:space="preserve"> </w:t>
-      </w:r>
-      <w:r>
-        <w:rPr>
-          <w:rStyle w:val="ConstantTok"/>
-        </w:rPr>
-        <w:t xml:space="preserve">TRUE</w:t>
-      </w:r>
-      <w:r>
-        <w:rPr>
-          <w:rStyle w:val="NormalTok"/>
-        </w:rPr>
-        <w:t xml:space="preserve">))</w:t>
-      </w:r>
-    </w:p>
-    <w:p>
-      <w:pPr>
-        <w:pStyle w:val="SourceCode"/>
-      </w:pPr>
-      <w:r>
-        <w:rPr>
-          <w:rStyle w:val="VerbatimChar"/>
-        </w:rPr>
-        <w:t xml:space="preserve">##   idx event    type</w:t>
-      </w:r>
-      <w:r>
-        <w:br/>
-      </w:r>
-      <w:r>
-        <w:rPr>
-          <w:rStyle w:val="VerbatimChar"/>
-        </w:rPr>
-        <w:t xml:space="preserve">## 1  50  TRUE anomaly</w:t>
-      </w:r>
-    </w:p>
     <w:bookmarkEnd w:id="30"/>
-    <w:bookmarkStart w:id="31" w:name="evaluate-what-was-found"/>
-    <w:p>
-      <w:pPr>
-        <w:pStyle w:val="Heading3"/>
-      </w:pPr>
-      <w:r>
-        <w:t xml:space="preserve">Evaluate What Was Found</w:t>
-      </w:r>
-    </w:p>
-    <w:p>
-      <w:pPr>
-        <w:pStyle w:val="FirstParagraph"/>
-      </w:pPr>
-      <w:r>
-        <w:t xml:space="preserve">After producing detections or transformed outputs, we compare them with the reference labels whenever they are available. This stage matters because it connects the visual intuition of the method with an explicit measurement of quality, helping the learner understand not only whether the method runs, but how well it behaves.</w:t>
-      </w:r>
-    </w:p>
-    <w:p>
-      <w:pPr>
-        <w:pStyle w:val="SourceCode"/>
-      </w:pPr>
-      <w:r>
-        <w:rPr>
-          <w:rStyle w:val="CommentTok"/>
-        </w:rPr>
-        <w:t xml:space="preserve"># Evaluate using hard metrics</w:t>
-      </w:r>
-      <w:r>
-        <w:br/>
-      </w:r>
-      <w:r>
-        <w:rPr>
-          <w:rStyle w:val="NormalTok"/>
-        </w:rPr>
-        <w:t xml:space="preserve">evaluation </w:t>
-      </w:r>
-      <w:r>
-        <w:rPr>
-          <w:rStyle w:val="OtherTok"/>
-        </w:rPr>
-        <w:t xml:space="preserve">&lt;-</w:t>
-      </w:r>
-      <w:r>
-        <w:rPr>
-          <w:rStyle w:val="NormalTok"/>
-        </w:rPr>
-        <w:t xml:space="preserve"> </w:t>
-      </w:r>
-      <w:r>
-        <w:rPr>
-          <w:rStyle w:val="FunctionTok"/>
-        </w:rPr>
-        <w:t xml:space="preserve">evaluate</w:t>
-      </w:r>
-      <w:r>
-        <w:rPr>
-          <w:rStyle w:val="NormalTok"/>
-        </w:rPr>
-        <w:t xml:space="preserve">(</w:t>
-      </w:r>
-      <w:r>
-        <w:rPr>
-          <w:rStyle w:val="FunctionTok"/>
-        </w:rPr>
-        <w:t xml:space="preserve">har_eval</w:t>
-      </w:r>
-      <w:r>
-        <w:rPr>
-          <w:rStyle w:val="NormalTok"/>
-        </w:rPr>
-        <w:t xml:space="preserve">(), detection</w:t>
-      </w:r>
-      <w:r>
-        <w:rPr>
-          <w:rStyle w:val="SpecialCharTok"/>
-        </w:rPr>
-        <w:t xml:space="preserve">$</w:t>
-      </w:r>
-      <w:r>
-        <w:rPr>
-          <w:rStyle w:val="NormalTok"/>
-        </w:rPr>
-        <w:t xml:space="preserve">event, dataset</w:t>
-      </w:r>
-      <w:r>
-        <w:rPr>
-          <w:rStyle w:val="SpecialCharTok"/>
-        </w:rPr>
-        <w:t xml:space="preserve">$</w:t>
-      </w:r>
-      <w:r>
-        <w:rPr>
-          <w:rStyle w:val="NormalTok"/>
-        </w:rPr>
-        <w:t xml:space="preserve">event)</w:t>
-      </w:r>
-      <w:r>
-        <w:br/>
-      </w:r>
-      <w:r>
-        <w:rPr>
-          <w:rStyle w:val="FunctionTok"/>
-        </w:rPr>
-        <w:t xml:space="preserve">print</w:t>
-      </w:r>
-      <w:r>
-        <w:rPr>
-          <w:rStyle w:val="NormalTok"/>
-        </w:rPr>
-        <w:t xml:space="preserve">(evaluation</w:t>
-      </w:r>
-      <w:r>
-        <w:rPr>
-          <w:rStyle w:val="SpecialCharTok"/>
-        </w:rPr>
-        <w:t xml:space="preserve">$</w:t>
-      </w:r>
-      <w:r>
-        <w:rPr>
-          <w:rStyle w:val="NormalTok"/>
-        </w:rPr>
-        <w:t xml:space="preserve">confMatrix)</w:t>
-      </w:r>
-    </w:p>
-    <w:p>
-      <w:pPr>
-        <w:pStyle w:val="SourceCode"/>
-      </w:pPr>
-      <w:r>
-        <w:rPr>
-          <w:rStyle w:val="VerbatimChar"/>
-        </w:rPr>
-        <w:t xml:space="preserve">##           event      </w:t>
-      </w:r>
-      <w:r>
-        <w:br/>
-      </w:r>
-      <w:r>
-        <w:rPr>
-          <w:rStyle w:val="VerbatimChar"/>
-        </w:rPr>
-        <w:t xml:space="preserve">## detection TRUE  FALSE</w:t>
-      </w:r>
-      <w:r>
-        <w:br/>
-      </w:r>
-      <w:r>
-        <w:rPr>
-          <w:rStyle w:val="VerbatimChar"/>
-        </w:rPr>
-        <w:t xml:space="preserve">## TRUE      1     0    </w:t>
-      </w:r>
-      <w:r>
-        <w:br/>
-      </w:r>
-      <w:r>
-        <w:rPr>
-          <w:rStyle w:val="VerbatimChar"/>
-        </w:rPr>
-        <w:t xml:space="preserve">## FALSE     0     100</w:t>
-      </w:r>
-    </w:p>
-    <w:bookmarkEnd w:id="31"/>
-    <w:bookmarkEnd w:id="32"/>
-    <w:bookmarkStart w:id="34" w:name="references"/>
+    <w:bookmarkStart w:id="32" w:name="references"/>
     <w:p>
       <w:pPr>
         <w:pStyle w:val="Heading2"/>
@@ -1085,7 +1056,7 @@
       <w:r>
         <w:t xml:space="preserve"> </w:t>
       </w:r>
-      <w:hyperlink r:id="rId33">
+      <w:hyperlink r:id="rId31">
         <w:r>
           <w:rPr>
             <w:rStyle w:val="Hyperlink"/>
@@ -1094,7 +1065,7 @@
         </w:r>
       </w:hyperlink>
     </w:p>
-    <w:bookmarkEnd w:id="34"/>
+    <w:bookmarkEnd w:id="32"/>
     <w:sectPr>
       <w:footnotePr>
         <w:numRestart w:val="eachSect"/>

--- a/examples/general/doc/07-evaluation-har_eval.docx
+++ b/examples/general/doc/07-evaluation-har_eval.docx
@@ -2,7 +2,7 @@
 <file path=word/document.xml><?xml version="1.0" encoding="utf-8"?>
 <w:document xmlns:w="http://schemas.openxmlformats.org/wordprocessingml/2006/main" xmlns:m="http://schemas.openxmlformats.org/officeDocument/2006/math" xmlns:r="http://schemas.openxmlformats.org/officeDocument/2006/relationships" xmlns:o="urn:schemas-microsoft-com:office:office" xmlns:v="urn:schemas-microsoft-com:vml" xmlns:w10="urn:schemas-microsoft-com:office:word" xmlns:a="http://schemas.openxmlformats.org/drawingml/2006/main" xmlns:pic="http://schemas.openxmlformats.org/drawingml/2006/picture" xmlns:wp="http://schemas.openxmlformats.org/drawingml/2006/wordprocessingDrawing">
   <w:body>
-    <w:bookmarkStart w:id="20" w:name="objective"/>
+    <w:bookmarkStart w:id="9" w:name="objective"/>
     <w:p>
       <w:pPr>
         <w:pStyle w:val="Heading2"/>
@@ -19,8 +19,8 @@
         <w:t xml:space="preserve">The goal of this notebook is to present a complete Harbinger workflow: loading an example dataset, configuring the method used in the notebook, running the analysis, and interpreting the resulting outputs and plots.</w:t>
       </w:r>
     </w:p>
-    <w:bookmarkEnd w:id="20"/>
-    <w:bookmarkStart w:id="21" w:name="method-at-a-glance"/>
+    <w:bookmarkEnd w:id="9"/>
+    <w:bookmarkStart w:id="10" w:name="method-at-a-glance"/>
     <w:p>
       <w:pPr>
         <w:pStyle w:val="Heading2"/>
@@ -52,8 +52,8 @@
         <w:t xml:space="preserve">from detections and ground truth, and how to visualize results alongside the series.</w:t>
       </w:r>
     </w:p>
-    <w:bookmarkEnd w:id="21"/>
-    <w:bookmarkStart w:id="30" w:name="what-you-will-do"/>
+    <w:bookmarkEnd w:id="10"/>
+    <w:bookmarkStart w:id="19" w:name="what-you-will-do"/>
     <w:p>
       <w:pPr>
         <w:pStyle w:val="Heading2"/>
@@ -98,7 +98,7 @@
         <w:t xml:space="preserve">inspect the evaluation outputs and the diagnostic plots produced by Harbinger</w:t>
       </w:r>
     </w:p>
-    <w:bookmarkStart w:id="22" w:name="prepare-the-example"/>
+    <w:bookmarkStart w:id="11" w:name="prepare-the-example"/>
     <w:p>
       <w:pPr>
         <w:pStyle w:val="Heading3"/>
@@ -338,8 +338,8 @@
         <w:t xml:space="preserve">## 6 0.3153224 FALSE</w:t>
       </w:r>
     </w:p>
-    <w:bookmarkEnd w:id="22"/>
-    <w:bookmarkStart w:id="26" w:name="interpret-the-result-visually"/>
+    <w:bookmarkEnd w:id="11"/>
+    <w:bookmarkStart w:id="15" w:name="interpret-the-result-visually"/>
     <w:p>
       <w:pPr>
         <w:pStyle w:val="Heading3"/>
@@ -415,18 +415,18 @@
           <wp:inline>
             <wp:extent cx="4620126" cy="3696101"/>
             <wp:effectExtent b="0" l="0" r="0" t="0"/>
-            <wp:docPr descr="" title="" id="24" name="Picture"/>
+            <wp:docPr descr="" title="" id="13" name="Picture"/>
             <a:graphic>
               <a:graphicData uri="http://schemas.openxmlformats.org/drawingml/2006/picture">
                 <pic:pic>
                   <pic:nvPicPr>
-                    <pic:cNvPr descr="/home/gpca/harbinger/examples/general/doc/07-evaluation-har_eval_files/figure-docx/unnamed-chunk-5-1.png" id="25" name="Picture"/>
+                    <pic:cNvPr descr="C:\Git\dal\harbinger\examples\general\doc\07-evaluation-har_eval_files/4a55df58251df6eb25c69832f906d4904517eb6c.png" id="14" name="Picture"/>
                     <pic:cNvPicPr>
                       <a:picLocks noChangeArrowheads="1" noChangeAspect="1"/>
                     </pic:cNvPicPr>
                   </pic:nvPicPr>
                   <pic:blipFill>
-                    <a:blip r:embed="rId23"/>
+                    <a:blip r:embed="rId12"/>
                     <a:stretch>
                       <a:fillRect/>
                     </a:stretch>
@@ -453,8 +453,8 @@
         </w:drawing>
       </w:r>
     </w:p>
-    <w:bookmarkEnd w:id="26"/>
-    <w:bookmarkStart w:id="27" w:name="configure-the-method"/>
+    <w:bookmarkEnd w:id="15"/>
+    <w:bookmarkStart w:id="16" w:name="configure-the-method"/>
     <w:p>
       <w:pPr>
         <w:pStyle w:val="Heading3"/>
@@ -667,8 +667,8 @@
         <w:t xml:space="preserve">serie)</w:t>
       </w:r>
     </w:p>
-    <w:bookmarkEnd w:id="27"/>
-    <w:bookmarkStart w:id="28" w:name="run-the-core-analysis"/>
+    <w:bookmarkEnd w:id="16"/>
+    <w:bookmarkStart w:id="17" w:name="run-the-core-analysis"/>
     <w:p>
       <w:pPr>
         <w:pStyle w:val="Heading3"/>
@@ -853,8 +853,8 @@
         <w:t xml:space="preserve">## 1  50  TRUE anomaly</w:t>
       </w:r>
     </w:p>
-    <w:bookmarkEnd w:id="28"/>
-    <w:bookmarkStart w:id="29" w:name="evaluate-what-was-found"/>
+    <w:bookmarkEnd w:id="17"/>
+    <w:bookmarkStart w:id="18" w:name="evaluate-what-was-found"/>
     <w:p>
       <w:pPr>
         <w:pStyle w:val="Heading3"/>
@@ -1031,9 +1031,9 @@
         <w:t xml:space="preserve">## FALSE     0     100</w:t>
       </w:r>
     </w:p>
-    <w:bookmarkEnd w:id="29"/>
-    <w:bookmarkEnd w:id="30"/>
-    <w:bookmarkStart w:id="32" w:name="references"/>
+    <w:bookmarkEnd w:id="18"/>
+    <w:bookmarkEnd w:id="19"/>
+    <w:bookmarkStart w:id="21" w:name="references"/>
     <w:p>
       <w:pPr>
         <w:pStyle w:val="Heading2"/>
@@ -1056,7 +1056,7 @@
       <w:r>
         <w:t xml:space="preserve"> </w:t>
       </w:r>
-      <w:hyperlink r:id="rId31">
+      <w:hyperlink r:id="rId20">
         <w:r>
           <w:rPr>
             <w:rStyle w:val="Hyperlink"/>
@@ -1065,7 +1065,7 @@
         </w:r>
       </w:hyperlink>
     </w:p>
-    <w:bookmarkEnd w:id="32"/>
+    <w:bookmarkEnd w:id="21"/>
     <w:sectPr>
       <w:footnotePr>
         <w:numRestart w:val="eachSect"/>
@@ -1296,10 +1296,10 @@
   <w:docDefaults>
     <w:rPrDefault>
       <w:rPr>
-        <w:rFonts w:asciiTheme="minorHAnsi" w:cstheme="minorBidi" w:eastAsiaTheme="minorHAnsi" w:hAnsiTheme="minorHAnsi"/>
+        <w:rFonts w:asciiTheme="minorHAnsi" w:cstheme="minorBidi" w:eastAsiaTheme="minorEastAsia" w:hAnsiTheme="minorHAnsi"/>
         <w:sz w:val="24"/>
         <w:szCs w:val="24"/>
-        <w:lang w:bidi="ar-SA" w:eastAsia="en-US" w:val="en-US"/>
+        <w:lang w:bidi="ar-SA" w:eastAsia="zh-CN" w:val="en-US"/>
       </w:rPr>
     </w:rPrDefault>
     <w:pPrDefault>
@@ -1840,13 +1840,6 @@
       </w:tblCellMar>
     </w:tblPr>
     <w:tblStylePr w:type="firstRow">
-      <w:tblPr>
-        <w:jc w:val="left"/>
-        <w:tblInd w:type="dxa" w:w="0"/>
-      </w:tblPr>
-      <w:trPr>
-        <w:jc w:val="left"/>
-      </w:trPr>
       <w:tcPr>
         <w:tcBorders>
           <w:bottom w:val="single"/>

--- a/examples/general/doc/07-evaluation-har_eval.docx
+++ b/examples/general/doc/07-evaluation-har_eval.docx
@@ -420,7 +420,7 @@
               <a:graphicData uri="http://schemas.openxmlformats.org/drawingml/2006/picture">
                 <pic:pic>
                   <pic:nvPicPr>
-                    <pic:cNvPr descr="C:\Git\dal\harbinger\examples\general\doc\07-evaluation-har_eval_files/4a55df58251df6eb25c69832f906d4904517eb6c.png" id="14" name="Picture"/>
+                    <pic:cNvPr descr="/home/gpca/harbinger/examples/general/doc/07-evaluation-har_eval_files/46fd22c5619288bab818a9b18590cffbd2d68ef6.png" id="14" name="Picture"/>
                     <pic:cNvPicPr>
                       <a:picLocks noChangeArrowheads="1" noChangeAspect="1"/>
                     </pic:cNvPicPr>
@@ -512,7 +512,13 @@
         <w:rPr>
           <w:rStyle w:val="NormalTok"/>
         </w:rPr>
-        <w:t xml:space="preserve">(</w:t>
+        <w:t xml:space="preserve">(tspredit</w:t>
+      </w:r>
+      <w:r>
+        <w:rPr>
+          <w:rStyle w:val="SpecialCharTok"/>
+        </w:rPr>
+        <w:t xml:space="preserve">::</w:t>
       </w:r>
       <w:r>
         <w:rPr>
@@ -524,7 +530,13 @@
         <w:rPr>
           <w:rStyle w:val="NormalTok"/>
         </w:rPr>
-        <w:t xml:space="preserve">(</w:t>
+        <w:t xml:space="preserve">(tspredit</w:t>
+      </w:r>
+      <w:r>
+        <w:rPr>
+          <w:rStyle w:val="SpecialCharTok"/>
+        </w:rPr>
+        <w:t xml:space="preserve">::</w:t>
       </w:r>
       <w:r>
         <w:rPr>

--- a/examples/general/doc/07-evaluation-har_eval.docx
+++ b/examples/general/doc/07-evaluation-har_eval.docx
@@ -512,7 +512,13 @@
         <w:rPr>
           <w:rStyle w:val="NormalTok"/>
         </w:rPr>
-        <w:t xml:space="preserve">(</w:t>
+        <w:t xml:space="preserve">(tspredit</w:t>
+      </w:r>
+      <w:r>
+        <w:rPr>
+          <w:rStyle w:val="SpecialCharTok"/>
+        </w:rPr>
+        <w:t xml:space="preserve">::</w:t>
       </w:r>
       <w:r>
         <w:rPr>
@@ -524,7 +530,13 @@
         <w:rPr>
           <w:rStyle w:val="NormalTok"/>
         </w:rPr>
-        <w:t xml:space="preserve">(</w:t>
+        <w:t xml:space="preserve">(tspredit</w:t>
+      </w:r>
+      <w:r>
+        <w:rPr>
+          <w:rStyle w:val="SpecialCharTok"/>
+        </w:rPr>
+        <w:t xml:space="preserve">::</w:t>
       </w:r>
       <w:r>
         <w:rPr>

--- a/examples/general/doc/07-evaluation-har_eval.docx
+++ b/examples/general/doc/07-evaluation-har_eval.docx
@@ -420,7 +420,7 @@
               <a:graphicData uri="http://schemas.openxmlformats.org/drawingml/2006/picture">
                 <pic:pic>
                   <pic:nvPicPr>
-                    <pic:cNvPr descr="C:\Git\dal\harbinger\examples\general\doc\07-evaluation-har_eval_files/4a55df58251df6eb25c69832f906d4904517eb6c.png" id="14" name="Picture"/>
+                    <pic:cNvPr descr="/home/gpca/harbinger/examples/general/doc/07-evaluation-har_eval_files/46fd22c5619288bab818a9b18590cffbd2d68ef6.png" id="14" name="Picture"/>
                     <pic:cNvPicPr>
                       <a:picLocks noChangeArrowheads="1" noChangeAspect="1"/>
                     </pic:cNvPicPr>

--- a/examples/general/doc/07-evaluation-har_eval.docx
+++ b/examples/general/doc/07-evaluation-har_eval.docx
@@ -420,7 +420,7 @@
               <a:graphicData uri="http://schemas.openxmlformats.org/drawingml/2006/picture">
                 <pic:pic>
                   <pic:nvPicPr>
-                    <pic:cNvPr descr="/home/gpca/harbinger/examples/general/doc/07-evaluation-har_eval_files/46fd22c5619288bab818a9b18590cffbd2d68ef6.png" id="14" name="Picture"/>
+                    <pic:cNvPr descr="C:\Git\dal\harbinger\examples\general\doc\07-evaluation-har_eval_files/4a55df58251df6eb25c69832f906d4904517eb6c.png" id="14" name="Picture"/>
                     <pic:cNvPicPr>
                       <a:picLocks noChangeArrowheads="1" noChangeAspect="1"/>
                     </pic:cNvPicPr>

--- a/examples/general/doc/07-evaluation-har_eval.docx
+++ b/examples/general/doc/07-evaluation-har_eval.docx
@@ -131,6 +131,45 @@
       <w:pPr>
         <w:pStyle w:val="SourceCode"/>
       </w:pPr>
+      <w:r>
+        <w:rPr>
+          <w:rStyle w:val="FunctionTok"/>
+        </w:rPr>
+        <w:t xml:space="preserve">source</w:t>
+      </w:r>
+      <w:r>
+        <w:rPr>
+          <w:rStyle w:val="NormalTok"/>
+        </w:rPr>
+        <w:t xml:space="preserve">(</w:t>
+      </w:r>
+      <w:r>
+        <w:rPr>
+          <w:rStyle w:val="FunctionTok"/>
+        </w:rPr>
+        <w:t xml:space="preserve">url</w:t>
+      </w:r>
+      <w:r>
+        <w:rPr>
+          <w:rStyle w:val="NormalTok"/>
+        </w:rPr>
+        <w:t xml:space="preserve">(</w:t>
+      </w:r>
+      <w:r>
+        <w:rPr>
+          <w:rStyle w:val="StringTok"/>
+        </w:rPr>
+        <w:t xml:space="preserve">"https://raw.githubusercontent.com/cefet-rj-dal/harbinger/master/examples/seed.R"</w:t>
+      </w:r>
+      <w:r>
+        <w:rPr>
+          <w:rStyle w:val="NormalTok"/>
+        </w:rPr>
+        <w:t xml:space="preserve">))</w:t>
+      </w:r>
+      <w:r>
+        <w:br/>
+      </w:r>
       <w:r>
         <w:rPr>
           <w:rStyle w:val="CommentTok"/>
@@ -632,6 +671,21 @@
           <w:rStyle w:val="CommentTok"/>
         </w:rPr>
         <w:t xml:space="preserve"># Fit the detector</w:t>
+      </w:r>
+      <w:r>
+        <w:br/>
+      </w:r>
+      <w:r>
+        <w:rPr>
+          <w:rStyle w:val="FunctionTok"/>
+        </w:rPr>
+        <w:t xml:space="preserve">set_example_seed</w:t>
+      </w:r>
+      <w:r>
+        <w:rPr>
+          <w:rStyle w:val="NormalTok"/>
+        </w:rPr>
+        <w:t xml:space="preserve">()</w:t>
       </w:r>
       <w:r>
         <w:br/>

--- a/examples/general/doc/07-evaluation-har_eval.docx
+++ b/examples/general/doc/07-evaluation-har_eval.docx
@@ -96,6 +96,50 @@
       </w:pPr>
       <w:r>
         <w:t xml:space="preserve">inspect the evaluation outputs and the diagnostic plots produced by Harbinger</w:t>
+      </w:r>
+    </w:p>
+    <w:p>
+      <w:pPr>
+        <w:pStyle w:val="FirstParagraph"/>
+      </w:pPr>
+      <w:r>
+        <w:t xml:space="preserve">Contract note</w:t>
+      </w:r>
+      <w:r>
+        <w:t xml:space="preserve"> </w:t>
+      </w:r>
+      <w:r>
+        <w:t xml:space="preserve">- In this workflow,</w:t>
+      </w:r>
+      <w:r>
+        <w:t xml:space="preserve"> </w:t>
+      </w:r>
+      <w:r>
+        <w:rPr>
+          <w:rStyle w:val="VerbatimChar"/>
+        </w:rPr>
+        <w:t xml:space="preserve">hanr_ml()</w:t>
+      </w:r>
+      <w:r>
+        <w:t xml:space="preserve"> </w:t>
+      </w:r>
+      <w:r>
+        <w:t xml:space="preserve">already forces the wrapped</w:t>
+      </w:r>
+      <w:r>
+        <w:t xml:space="preserve"> </w:t>
+      </w:r>
+      <w:r>
+        <w:rPr>
+          <w:rStyle w:val="VerbatimChar"/>
+        </w:rPr>
+        <w:t xml:space="preserve">predict()</w:t>
+      </w:r>
+      <w:r>
+        <w:t xml:space="preserve"> </w:t>
+      </w:r>
+      <w:r>
+        <w:t xml:space="preserve">result to a plain vector before residual scoring.</w:t>
       </w:r>
     </w:p>
     <w:bookmarkStart w:id="11" w:name="prepare-the-example"/>
